--- a/templates/DoverAI_blank.docx
+++ b/templates/DoverAI_blank.docx
@@ -2,37 +2,103 @@
 <file path=word/document.xml><?xml version="1.0" encoding="utf-8"?>
 <w:document xmlns:w="http://schemas.openxmlformats.org/wordprocessingml/2006/main" xmlns:m="http://schemas.openxmlformats.org/officeDocument/2006/math" xmlns:r="http://schemas.openxmlformats.org/officeDocument/2006/relationships" xmlns:o="urn:schemas-microsoft-com:office:office" xmlns:v="urn:schemas-microsoft-com:vml" xmlns:w10="urn:schemas-microsoft-com:office:word" xmlns:a="http://schemas.openxmlformats.org/drawingml/2006/main" xmlns:pic="http://schemas.openxmlformats.org/drawingml/2006/picture" xmlns:wp="http://schemas.openxmlformats.org/drawingml/2006/wordprocessingDrawing">
   <w:body>
-    <w:p>
-      <w:pPr>
-        <w:pStyle w:val="Title"/>
-      </w:pPr>
-      <w:r>
-        <w:t>Название документа</w:t>
-      </w:r>
-    </w:p>
-    <w:p>
-      <w:pPr>
-        <w:pStyle w:val="Subtitle"/>
-      </w:pPr>
-      <w:r>
-        <w:t>Тип документа: видение и гипотезы · отчёт об обследовании · запрос на изменение</w:t>
-      </w:r>
-    </w:p>
     <w:tbl>
       <w:tblPr>
-        <w:tblW w:type="auto" w:w="0"/>
-        <w:jc w:val="left"/>
-        <w:tblLook w:firstColumn="0" w:firstRow="0" w:lastColumn="0" w:lastRow="0" w:noHBand="1" w:noVBand="1" w:val="0000"/>
+        <w:tblW w:w="9354" w:type="dxa"/>
+        <w:tblBorders>
+          <w:top w:val="nil"/>
+          <w:left w:val="nil"/>
+          <w:bottom w:val="nil"/>
+          <w:right w:val="nil"/>
+          <w:insideH w:val="nil"/>
+          <w:insideV w:val="nil"/>
+        </w:tblBorders>
+        <w:tblLayout w:type="fixed"/>
+        <w:tblCellMar>
+          <w:top w:w="0" w:type="dxa"/>
+          <w:left w:w="0" w:type="dxa"/>
+          <w:bottom w:w="0" w:type="dxa"/>
+          <w:right w:w="0" w:type="dxa"/>
+        </w:tblCellMar>
+        <w:tblLook w:val="0000" w:firstRow="0" w:lastRow="0" w:firstColumn="0" w:lastColumn="0" w:noHBand="1" w:noVBand="1"/>
       </w:tblPr>
       <w:tblGrid>
-        <w:gridCol w:w="2268"/>
-        <w:gridCol w:w="7087"/>
+        <w:gridCol w:w="9354"/>
       </w:tblGrid>
       <w:tr>
+        <w:trPr>
+          <w:trHeight w:val="12450" w:hRule="atLeast"/>
+        </w:trPr>
         <w:tc>
           <w:tcPr>
-            <w:tcW w:type="dxa" w:w="2268"/>
+            <w:tcW w:w="9354" w:type="dxa"/>
+            <w:vAlign w:val="center"/>
           </w:tcPr>
+          <w:p>
+            <w:pPr>
+              <w:pStyle w:val="Title"/>
+              <w:spacing w:before="0" w:after="200"/>
+              <w:ind w:right="1701"/>
+            </w:pPr>
+            <w:r>
+              <w:rPr>
+                <w:sz w:val="52"/>
+              </w:rPr>
+              <w:t xml:space="preserve">Название документа</w:t>
+            </w:r>
+          </w:p>
+          <w:p>
+            <w:pPr>
+              <w:pStyle w:val="Subtitle"/>
+              <w:spacing w:before="0" w:after="0"/>
+            </w:pPr>
+            <w:r>
+              <w:rPr>
+                <w:sz w:val="28"/>
+              </w:rPr>
+              <w:t xml:space="preserve">Тип документа: видение и гипотезы · отчёт об обследовании</w:t>
+            </w:r>
+          </w:p>
+        </w:tc>
+      </w:tr>
+      <w:tr>
+        <w:trPr>
+          <w:trHeight w:val="1750" w:hRule="atLeast"/>
+        </w:trPr>
+        <w:tc>
+          <w:tcPr>
+            <w:tcW w:w="9354" w:type="dxa"/>
+            <w:vAlign w:val="bottom"/>
+          </w:tcPr>
+          <w:p>
+            <w:pPr>
+              <w:pStyle w:val="Реквизиты"/>
+              <w:pBdr>
+                <w:top w:val="single" w:sz="4" w:space="8" w:color="D6E1EC"/>
+              </w:pBdr>
+            </w:pPr>
+            <w:r>
+              <w:rPr>
+                <w:rFonts w:ascii="Segoe UI" w:hAnsi="Segoe UI" w:cs="Segoe UI" w:eastAsia="Segoe UI"/>
+                <w:b/>
+                <w:i w:val="0"/>
+                <w:color w:val="44586E"/>
+                <w:sz w:val="19"/>
+              </w:rPr>
+              <w:t>Для кого:</w:t>
+            </w:r>
+            <w:r>
+              <w:rPr>
+                <w:rFonts w:ascii="Segoe UI" w:hAnsi="Segoe UI" w:cs="Segoe UI" w:eastAsia="Segoe UI"/>
+                <w:b w:val="0"/>
+                <w:i w:val="0"/>
+                <w:color w:val="16283C"/>
+                <w:sz w:val="19"/>
+              </w:rPr>
+              <w:tab/>
+              <w:t>компания, адресат</w:t>
+            </w:r>
+          </w:p>
           <w:p>
             <w:pPr>
               <w:pStyle w:val="Реквизиты"/>
@@ -45,18 +111,8 @@
                 <w:color w:val="44586E"/>
                 <w:sz w:val="19"/>
               </w:rPr>
-              <w:t>Для кого</w:t>
+              <w:t>От кого:</w:t>
             </w:r>
-          </w:p>
-        </w:tc>
-        <w:tc>
-          <w:tcPr>
-            <w:tcW w:type="dxa" w:w="7087"/>
-          </w:tcPr>
-          <w:p>
-            <w:pPr>
-              <w:pStyle w:val="Реквизиты"/>
-            </w:pPr>
             <w:r>
               <w:rPr>
                 <w:rFonts w:ascii="Segoe UI" w:hAnsi="Segoe UI" w:cs="Segoe UI" w:eastAsia="Segoe UI"/>
@@ -65,16 +121,10 @@
                 <w:color w:val="16283C"/>
                 <w:sz w:val="19"/>
               </w:rPr>
-              <w:t>Компания, адресат</w:t>
+              <w:tab/>
+              <w:t>DoverAI, ответственный исполнитель</w:t>
             </w:r>
           </w:p>
-        </w:tc>
-      </w:tr>
-      <w:tr>
-        <w:tc>
-          <w:tcPr>
-            <w:tcW w:type="dxa" w:w="2268"/>
-          </w:tcPr>
           <w:p>
             <w:pPr>
               <w:pStyle w:val="Реквизиты"/>
@@ -87,18 +137,8 @@
                 <w:color w:val="44586E"/>
                 <w:sz w:val="19"/>
               </w:rPr>
-              <w:t>От кого</w:t>
+              <w:t>Документ:</w:t>
             </w:r>
-          </w:p>
-        </w:tc>
-        <w:tc>
-          <w:tcPr>
-            <w:tcW w:type="dxa" w:w="7087"/>
-          </w:tcPr>
-          <w:p>
-            <w:pPr>
-              <w:pStyle w:val="Реквизиты"/>
-            </w:pPr>
             <w:r>
               <w:rPr>
                 <w:rFonts w:ascii="Segoe UI" w:hAnsi="Segoe UI" w:cs="Segoe UI" w:eastAsia="Segoe UI"/>
@@ -107,16 +147,10 @@
                 <w:color w:val="16283C"/>
                 <w:sz w:val="19"/>
               </w:rPr>
-              <w:t>DoverAI — ответственный исполнитель</w:t>
+              <w:tab/>
+              <w:t>номер, версия 1 от дд.мм.гггг</w:t>
             </w:r>
           </w:p>
-        </w:tc>
-      </w:tr>
-      <w:tr>
-        <w:tc>
-          <w:tcPr>
-            <w:tcW w:type="dxa" w:w="2268"/>
-          </w:tcPr>
           <w:p>
             <w:pPr>
               <w:pStyle w:val="Реквизиты"/>
@@ -129,18 +163,8 @@
                 <w:color w:val="44586E"/>
                 <w:sz w:val="19"/>
               </w:rPr>
-              <w:t>Дата и версия</w:t>
+              <w:t>Статус:</w:t>
             </w:r>
-          </w:p>
-        </w:tc>
-        <w:tc>
-          <w:tcPr>
-            <w:tcW w:type="dxa" w:w="7087"/>
-          </w:tcPr>
-          <w:p>
-            <w:pPr>
-              <w:pStyle w:val="Реквизиты"/>
-            </w:pPr>
             <w:r>
               <w:rPr>
                 <w:rFonts w:ascii="Segoe UI" w:hAnsi="Segoe UI" w:cs="Segoe UI" w:eastAsia="Segoe UI"/>
@@ -149,138 +173,64 @@
                 <w:color w:val="16283C"/>
                 <w:sz w:val="19"/>
               </w:rPr>
-              <w:t>дд.мм.гггг, версия 1</w:t>
+              <w:tab/>
+              <w:t>черновик · для обсуждения · согласовано</w:t>
             </w:r>
           </w:p>
-        </w:tc>
-      </w:tr>
-      <w:tr>
-        <w:tc>
-          <w:tcPr>
-            <w:tcW w:type="dxa" w:w="2268"/>
-          </w:tcPr>
           <w:p>
             <w:pPr>
               <w:pStyle w:val="Реквизиты"/>
-            </w:pPr>
-            <w:r>
-              <w:rPr>
-                <w:rFonts w:ascii="Segoe UI" w:hAnsi="Segoe UI" w:cs="Segoe UI" w:eastAsia="Segoe UI"/>
-                <w:b/>
-                <w:i w:val="0"/>
-                <w:color w:val="44586E"/>
-                <w:sz w:val="19"/>
-              </w:rPr>
-              <w:t>Статус</w:t>
-            </w:r>
-          </w:p>
-        </w:tc>
-        <w:tc>
-          <w:tcPr>
-            <w:tcW w:type="dxa" w:w="7087"/>
-          </w:tcPr>
-          <w:p>
-            <w:pPr>
-              <w:pStyle w:val="Реквизиты"/>
+              <w:spacing w:before="120"/>
             </w:pPr>
             <w:r>
               <w:rPr>
                 <w:rFonts w:ascii="Segoe UI" w:hAnsi="Segoe UI" w:cs="Segoe UI" w:eastAsia="Segoe UI"/>
                 <w:b w:val="0"/>
-                <w:i w:val="0"/>
-                <w:color w:val="16283C"/>
-                <w:sz w:val="19"/>
+                <w:i/>
+                <w:color w:val="44586E"/>
+                <w:sz w:val="18"/>
               </w:rPr>
-              <w:t>Черновик · Для обсуждения · Согласовано</w:t>
-            </w:r>
-          </w:p>
-        </w:tc>
-      </w:tr>
-      <w:tr>
-        <w:tc>
-          <w:tcPr>
-            <w:tcW w:type="dxa" w:w="2268"/>
-          </w:tcPr>
-          <w:p>
-            <w:pPr>
-              <w:pStyle w:val="Реквизиты"/>
-            </w:pPr>
-            <w:r>
-              <w:rPr>
-                <w:rFonts w:ascii="Segoe UI" w:hAnsi="Segoe UI" w:cs="Segoe UI" w:eastAsia="Segoe UI"/>
-                <w:b/>
-                <w:i w:val="0"/>
-                <w:color w:val="44586E"/>
-                <w:sz w:val="19"/>
-              </w:rPr>
-              <w:t>Гриф</w:t>
-            </w:r>
-          </w:p>
-        </w:tc>
-        <w:tc>
-          <w:tcPr>
-            <w:tcW w:type="dxa" w:w="7087"/>
-          </w:tcPr>
-          <w:p>
-            <w:pPr>
-              <w:pStyle w:val="Реквизиты"/>
-            </w:pPr>
-            <w:r>
-              <w:rPr>
-                <w:rFonts w:ascii="Segoe UI" w:hAnsi="Segoe UI" w:cs="Segoe UI" w:eastAsia="Segoe UI"/>
-                <w:b w:val="0"/>
-                <w:i w:val="0"/>
-                <w:color w:val="16283C"/>
-                <w:sz w:val="19"/>
-              </w:rPr>
-              <w:t>Конфиденциально. Только для &lt;компания&gt;</w:t>
-            </w:r>
-          </w:p>
-        </w:tc>
-      </w:tr>
-      <w:tr>
-        <w:tc>
-          <w:tcPr>
-            <w:tcW w:type="dxa" w:w="2268"/>
-          </w:tcPr>
-          <w:p>
-            <w:pPr>
-              <w:pStyle w:val="Реквизиты"/>
-            </w:pPr>
-            <w:r>
-              <w:rPr>
-                <w:rFonts w:ascii="Segoe UI" w:hAnsi="Segoe UI" w:cs="Segoe UI" w:eastAsia="Segoe UI"/>
-                <w:b/>
-                <w:i w:val="0"/>
-                <w:color w:val="44586E"/>
-                <w:sz w:val="19"/>
-              </w:rPr>
-              <w:t>Основание</w:t>
-            </w:r>
-          </w:p>
-        </w:tc>
-        <w:tc>
-          <w:tcPr>
-            <w:tcW w:type="dxa" w:w="7087"/>
-          </w:tcPr>
-          <w:p>
-            <w:pPr>
-              <w:pStyle w:val="Реквизиты"/>
-            </w:pPr>
-            <w:r>
-              <w:rPr>
-                <w:rFonts w:ascii="Segoe UI" w:hAnsi="Segoe UI" w:cs="Segoe UI" w:eastAsia="Segoe UI"/>
-                <w:b w:val="0"/>
-                <w:i w:val="0"/>
-                <w:color w:val="16283C"/>
-                <w:sz w:val="19"/>
-              </w:rPr>
-              <w:t>Что изучено при подготовке — и что не изучено</w:t>
+              <w:t>Подготовлен по … Не изучено: … — раздел «Источники и оговорки».</w:t>
             </w:r>
           </w:p>
         </w:tc>
       </w:tr>
     </w:tbl>
+    <w:p>
+      <w:pPr>
+        <w:pStyle w:val="TOCHeading"/>
+        <w:pageBreakBefore/>
+      </w:pPr>
+      <w:r>
+        <w:t>Содержание</w:t>
+      </w:r>
+    </w:p>
+    <w:p>
+      <w:pPr>
+        <w:pStyle w:val="BodyText"/>
+      </w:pPr>
+      <w:r>
+        <w:fldChar w:fldCharType="begin"/>
+      </w:r>
+      <w:r>
+        <w:instrText xml:space="preserve"> TOC \o "1-1" \h \z \u </w:instrText>
+      </w:r>
+      <w:r>
+        <w:fldChar w:fldCharType="separate"/>
+      </w:r>
+      <w:r>
+        <w:rPr>
+          <w:color w:val="44586E"/>
+        </w:rPr>
+        <w:t>Содержание соберётся автоматически: правая кнопка мыши → «Обновить поле».</w:t>
+      </w:r>
+      <w:r>
+        <w:fldChar w:fldCharType="end"/>
+      </w:r>
+      <w:r>
+        <w:br w:type="page"/>
+      </w:r>
+    </w:p>
     <w:p>
       <w:pPr>
         <w:pStyle w:val="Heading1"/>
@@ -375,7 +325,7 @@
           <w:color w:val="16283C"/>
           <w:sz w:val="21"/>
         </w:rPr>
-        <w:t xml:space="preserve">Что её опровергнет: </w:t>
+        <w:t xml:space="preserve">Гипотеза неверна, если </w:t>
       </w:r>
       <w:r>
         <w:rPr>
@@ -385,7 +335,7 @@
           <w:color w:val="16283C"/>
           <w:sz w:val="21"/>
         </w:rPr>
-        <w:t>какой ответ или наблюдение.</w:t>
+        <w:t>такой-то ответ или наблюдение.</w:t>
       </w:r>
     </w:p>
     <w:p>
@@ -435,7 +385,7 @@
           <w:color w:val="16283C"/>
           <w:sz w:val="21"/>
         </w:rPr>
-        <w:t>если подтвердится — …; если нет — …</w:t>
+        <w:t>если &lt;ответ словами&gt; — …; если &lt;другой ответ&gt; — …</w:t>
       </w:r>
     </w:p>
     <w:p>
@@ -751,13 +701,16 @@
       </w:r>
     </w:p>
     <w:sectPr>
-      <w:headerReference w:type="default" r:id="rId9"/>
-      <w:footerReference w:type="default" r:id="rId10"/>
+      <w:headerReference w:type="first" r:id="rId9"/>
+      <w:headerReference w:type="default" r:id="rId10"/>
+      <w:footerReference w:type="first" r:id="rId11"/>
+      <w:footerReference w:type="default" r:id="rId12"/>
       <w:footnotePr>
         <w:numRestart w:val="eachSect"/>
       </w:footnotePr>
       <w:pgSz w:w="11906" w:h="16838"/>
       <w:pgMar w:left="1417" w:right="1134" w:top="1304" w:bottom="1134" w:header="567" w:footer="567"/>
+      <w:titlePg/>
     </w:sectPr>
   </w:body>
 </w:document>
@@ -799,7 +752,73 @@
         <w:sz w:val="16"/>
       </w:rPr>
       <w:tab/>
-      <w:t xml:space="preserve">Конфиденциально · стр. </w:t>
+    </w:r>
+    <w:r>
+      <w:rPr>
+        <w:rFonts w:ascii="Segoe UI" w:hAnsi="Segoe UI" w:cs="Segoe UI" w:eastAsia="Segoe UI"/>
+        <w:b w:val="0"/>
+        <w:i w:val="0"/>
+        <w:color w:val="44586E"/>
+        <w:sz w:val="16"/>
+      </w:rPr>
+      <w:t>[гриф]</w:t>
+    </w:r>
+  </w:p>
+</w:ftr>
+</file>
+
+<file path=word/footer2.xml><?xml version="1.0" encoding="utf-8"?>
+<w:ftr xmlns:m="http://schemas.openxmlformats.org/officeDocument/2006/math" xmlns:mc="http://schemas.openxmlformats.org/markup-compatibility/2006" xmlns:mo="http://schemas.microsoft.com/office/mac/office/2008/main" xmlns:mv="urn:schemas-microsoft-com:mac:vml" xmlns:o="urn:schemas-microsoft-com:office:office" xmlns:r="http://schemas.openxmlformats.org/officeDocument/2006/relationships" xmlns:v="urn:schemas-microsoft-com:vml" xmlns:w10="urn:schemas-microsoft-com:office:word" xmlns:w14="http://schemas.microsoft.com/office/word/2010/wordml" xmlns:w="http://schemas.openxmlformats.org/wordprocessingml/2006/main" xmlns:wne="http://schemas.microsoft.com/office/word/2006/wordml" xmlns:wp14="http://schemas.microsoft.com/office/word/2010/wordprocessingDrawing" xmlns:wp="http://schemas.openxmlformats.org/drawingml/2006/wordprocessingDrawing" xmlns:wpc="http://schemas.microsoft.com/office/word/2010/wordprocessingCanvas" xmlns:wpg="http://schemas.microsoft.com/office/word/2010/wordprocessingGroup" xmlns:wpi="http://schemas.microsoft.com/office/word/2010/wordprocessingInk" xmlns:wps="http://schemas.microsoft.com/office/word/2010/wordprocessingShape" mc:Ignorable="w14 wp14">
+  <w:p>
+    <w:pPr>
+      <w:pStyle w:val="Footer"/>
+      <w:pBdr>
+        <w:top w:val="single" w:sz="4" w:space="4" w:color="DFE7EF"/>
+      </w:pBdr>
+      <w:tabs>
+        <w:tab w:pos="9354" w:val="right"/>
+      </w:tabs>
+    </w:pPr>
+    <w:r/>
+    <w:r>
+      <w:rPr>
+        <w:rFonts w:ascii="Segoe UI" w:hAnsi="Segoe UI" w:cs="Segoe UI" w:eastAsia="Segoe UI"/>
+        <w:b w:val="0"/>
+        <w:i w:val="0"/>
+        <w:color w:val="44586E"/>
+        <w:sz w:val="16"/>
+      </w:rPr>
+      <w:t>[документ]</w:t>
+    </w:r>
+    <w:r>
+      <w:rPr>
+        <w:rFonts w:ascii="Segoe UI" w:hAnsi="Segoe UI" w:cs="Segoe UI" w:eastAsia="Segoe UI"/>
+        <w:b w:val="0"/>
+        <w:i w:val="0"/>
+        <w:color w:val="44586E"/>
+        <w:sz w:val="16"/>
+      </w:rPr>
+      <w:tab/>
+    </w:r>
+    <w:r>
+      <w:rPr>
+        <w:rFonts w:ascii="Segoe UI" w:hAnsi="Segoe UI" w:cs="Segoe UI" w:eastAsia="Segoe UI"/>
+        <w:b w:val="0"/>
+        <w:i w:val="0"/>
+        <w:color w:val="44586E"/>
+        <w:sz w:val="16"/>
+      </w:rPr>
+      <w:t>[гриф]</w:t>
+    </w:r>
+    <w:r>
+      <w:rPr>
+        <w:rFonts w:ascii="Segoe UI" w:hAnsi="Segoe UI" w:cs="Segoe UI" w:eastAsia="Segoe UI"/>
+        <w:b w:val="0"/>
+        <w:i w:val="0"/>
+        <w:color w:val="44586E"/>
+        <w:sz w:val="16"/>
+      </w:rPr>
+      <w:t xml:space="preserve"> · стр. </w:t>
     </w:r>
     <w:r>
       <w:rPr>
@@ -1021,6 +1040,68 @@
 </w:hdr>
 </file>
 
+<file path=word/header2.xml><?xml version="1.0" encoding="utf-8"?>
+<w:hdr xmlns:m="http://schemas.openxmlformats.org/officeDocument/2006/math" xmlns:mc="http://schemas.openxmlformats.org/markup-compatibility/2006" xmlns:mo="http://schemas.microsoft.com/office/mac/office/2008/main" xmlns:mv="urn:schemas-microsoft-com:mac:vml" xmlns:o="urn:schemas-microsoft-com:office:office" xmlns:r="http://schemas.openxmlformats.org/officeDocument/2006/relationships" xmlns:v="urn:schemas-microsoft-com:vml" xmlns:w10="urn:schemas-microsoft-com:office:word" xmlns:w14="http://schemas.microsoft.com/office/word/2010/wordml" xmlns:w="http://schemas.openxmlformats.org/wordprocessingml/2006/main" xmlns:wne="http://schemas.microsoft.com/office/word/2006/wordml" xmlns:wp14="http://schemas.microsoft.com/office/word/2010/wordprocessingDrawing" xmlns:wp="http://schemas.openxmlformats.org/drawingml/2006/wordprocessingDrawing" xmlns:wpc="http://schemas.microsoft.com/office/word/2010/wordprocessingCanvas" xmlns:wpg="http://schemas.microsoft.com/office/word/2010/wordprocessingGroup" xmlns:wpi="http://schemas.microsoft.com/office/word/2010/wordprocessingInk" xmlns:wps="http://schemas.microsoft.com/office/word/2010/wordprocessingShape" mc:Ignorable="w14 wp14">
+  <w:p>
+    <w:pPr>
+      <w:pStyle w:val="Header"/>
+      <w:pBdr>
+        <w:bottom w:val="single" w:sz="6" w:space="4" w:color="1E9E5A"/>
+      </w:pBdr>
+      <w:tabs>
+        <w:tab w:pos="9354" w:val="right"/>
+      </w:tabs>
+      <w:spacing w:after="0"/>
+    </w:pPr>
+    <w:r/>
+    <w:r>
+      <w:drawing>
+        <wp:inline xmlns:a="http://schemas.openxmlformats.org/drawingml/2006/main" xmlns:pic="http://schemas.openxmlformats.org/drawingml/2006/picture">
+          <wp:extent cx="198000" cy="198000"/>
+          <wp:docPr id="1" name="Picture 1"/>
+          <wp:cNvGraphicFramePr>
+            <a:graphicFrameLocks noChangeAspect="1"/>
+          </wp:cNvGraphicFramePr>
+          <a:graphic>
+            <a:graphicData uri="http://schemas.openxmlformats.org/drawingml/2006/picture">
+              <pic:pic>
+                <pic:nvPicPr>
+                  <pic:cNvPr id="0" name="logo-icon-128.png"/>
+                  <pic:cNvPicPr/>
+                </pic:nvPicPr>
+                <pic:blipFill>
+                  <a:blip r:embed="rId1"/>
+                  <a:stretch>
+                    <a:fillRect/>
+                  </a:stretch>
+                </pic:blipFill>
+                <pic:spPr>
+                  <a:xfrm>
+                    <a:off x="0" y="0"/>
+                    <a:ext cx="198000" cy="198000"/>
+                  </a:xfrm>
+                  <a:prstGeom prst="rect"/>
+                </pic:spPr>
+              </pic:pic>
+            </a:graphicData>
+          </a:graphic>
+        </wp:inline>
+      </w:drawing>
+    </w:r>
+    <w:r>
+      <w:rPr>
+        <w:rFonts w:ascii="Segoe UI" w:hAnsi="Segoe UI" w:cs="Segoe UI" w:eastAsia="Segoe UI"/>
+        <w:b/>
+        <w:i w:val="0"/>
+        <w:color w:val="1F3F66"/>
+        <w:sz w:val="20"/>
+      </w:rPr>
+      <w:t xml:space="preserve">  DoverAI</w:t>
+    </w:r>
+  </w:p>
+</w:hdr>
+</file>
+
 <file path=word/numbering.xml><?xml version="1.0" encoding="utf-8"?>
 <w:numbering xmlns:w="http://schemas.openxmlformats.org/wordprocessingml/2006/main">
   <w:abstractNum w:abstractNumId="990">
@@ -1871,14 +1952,16 @@
     <w:unhideWhenUsed/>
     <w:qFormat/>
     <w:pPr>
-      <w:spacing w:before="240" w:line="259" w:lineRule="auto"/>
+      <w:spacing w:before="360" w:line="240" w:lineRule="auto" w:after="120"/>
       <w:outlineLvl w:val="9"/>
     </w:pPr>
     <w:rPr>
-      <w:rFonts w:asciiTheme="majorHAnsi" w:eastAsiaTheme="majorEastAsia" w:hAnsiTheme="majorHAnsi" w:cstheme="majorBidi"/>
-      <w:b w:val="0"/>
+      <w:rFonts w:ascii="Segoe UI" w:hAnsi="Segoe UI" w:cs="Segoe UI" w:eastAsia="Segoe UI"/>
+      <w:b/>
       <w:bCs w:val="0"/>
-      <w:color w:val="365F91" w:themeColor="accent1" w:themeShade="BF"/>
+      <w:i w:val="0"/>
+      <w:color w:val="1F3F66"/>
+      <w:sz w:val="24"/>
     </w:rPr>
   </w:style>
   <w:style w:type="paragraph" w:customStyle="1" w:styleId="Гипотеза">
@@ -1939,6 +2022,9 @@
     <w:name w:val="Реквизиты"/>
     <w:basedOn w:val="Normal"/>
     <w:pPr>
+      <w:tabs>
+        <w:tab w:pos="1361" w:val="left"/>
+      </w:tabs>
       <w:spacing w:before="20" w:after="20" w:line="252" w:lineRule="auto"/>
     </w:pPr>
     <w:rPr>
